--- a/BTVN 26_5/BÁO CÁO BTVN 26_5.docx
+++ b/BTVN 26_5/BÁO CÁO BTVN 26_5.docx
@@ -249,11 +249,243 @@
     <w:p>
       <w:pPr>
         <w:rPr>
-          <w:sz w:val="28"/>
-          <w:szCs w:val="32"/>
-          <w:lang w:val="vi-VN"/>
-        </w:rPr>
-      </w:pPr>
+          <w:b/>
+          <w:bCs/>
+          <w:sz w:val="28"/>
+          <w:szCs w:val="32"/>
+          <w:lang w:val="vi-VN"/>
+        </w:rPr>
+      </w:pPr>
+      <w:r>
+        <w:rPr>
+          <w:b/>
+          <w:bCs/>
+          <w:sz w:val="28"/>
+          <w:szCs w:val="32"/>
+        </w:rPr>
+        <w:t>Bài</w:t>
+      </w:r>
+      <w:r>
+        <w:rPr>
+          <w:b/>
+          <w:bCs/>
+          <w:sz w:val="28"/>
+          <w:szCs w:val="32"/>
+          <w:lang w:val="vi-VN"/>
+        </w:rPr>
+        <w:t xml:space="preserve"> 2:</w:t>
+      </w:r>
+    </w:p>
+    <w:p>
+      <w:pPr>
+        <w:pStyle w:val="ListParagraph"/>
+        <w:numPr>
+          <w:ilvl w:val="0"/>
+          <w:numId w:val="1"/>
+        </w:numPr>
+        <w:rPr>
+          <w:sz w:val="28"/>
+          <w:szCs w:val="32"/>
+          <w:lang w:val="vi-VN"/>
+        </w:rPr>
+      </w:pPr>
+      <w:r>
+        <w:rPr>
+          <w:sz w:val="28"/>
+          <w:szCs w:val="32"/>
+          <w:lang w:val="vi-VN"/>
+        </w:rPr>
+        <w:t>Chạy file FileServer và tạo client kết nối đến server:</w:t>
+      </w:r>
+    </w:p>
+    <w:p>
+      <w:pPr>
+        <w:rPr>
+          <w:sz w:val="28"/>
+          <w:szCs w:val="32"/>
+          <w:lang w:val="vi-VN"/>
+        </w:rPr>
+      </w:pPr>
+      <w:r>
+        <w:rPr>
+          <w:noProof/>
+        </w:rPr>
+        <w:lastRenderedPageBreak/>
+        <w:drawing>
+          <wp:inline distT="0" distB="0" distL="0" distR="0" wp14:anchorId="61496BFA" wp14:editId="42FC825E">
+            <wp:extent cx="5943600" cy="3343275"/>
+            <wp:effectExtent l="0" t="0" r="0" b="9525"/>
+            <wp:docPr id="791875880" name="Picture 1"/>
+            <wp:cNvGraphicFramePr>
+              <a:graphicFrameLocks xmlns:a="http://schemas.openxmlformats.org/drawingml/2006/main" noChangeAspect="1"/>
+            </wp:cNvGraphicFramePr>
+            <a:graphic xmlns:a="http://schemas.openxmlformats.org/drawingml/2006/main">
+              <a:graphicData uri="http://schemas.openxmlformats.org/drawingml/2006/picture">
+                <pic:pic xmlns:pic="http://schemas.openxmlformats.org/drawingml/2006/picture">
+                  <pic:nvPicPr>
+                    <pic:cNvPr id="791875880" name=""/>
+                    <pic:cNvPicPr/>
+                  </pic:nvPicPr>
+                  <pic:blipFill>
+                    <a:blip r:embed="rId8"/>
+                    <a:stretch>
+                      <a:fillRect/>
+                    </a:stretch>
+                  </pic:blipFill>
+                  <pic:spPr>
+                    <a:xfrm>
+                      <a:off x="0" y="0"/>
+                      <a:ext cx="5943600" cy="3343275"/>
+                    </a:xfrm>
+                    <a:prstGeom prst="rect">
+                      <a:avLst/>
+                    </a:prstGeom>
+                  </pic:spPr>
+                </pic:pic>
+              </a:graphicData>
+            </a:graphic>
+          </wp:inline>
+        </w:drawing>
+      </w:r>
+    </w:p>
+    <w:p>
+      <w:pPr>
+        <w:pStyle w:val="ListParagraph"/>
+        <w:numPr>
+          <w:ilvl w:val="0"/>
+          <w:numId w:val="1"/>
+        </w:numPr>
+        <w:rPr>
+          <w:sz w:val="28"/>
+          <w:szCs w:val="32"/>
+          <w:lang w:val="vi-VN"/>
+        </w:rPr>
+      </w:pPr>
+      <w:r>
+        <w:rPr>
+          <w:sz w:val="28"/>
+          <w:szCs w:val="32"/>
+          <w:lang w:val="vi-VN"/>
+        </w:rPr>
+        <w:t>Từ client gửi request đến server để lấy danh sách file trong thư mục hiện tại:</w:t>
+      </w:r>
+    </w:p>
+    <w:p>
+      <w:pPr>
+        <w:rPr>
+          <w:sz w:val="28"/>
+          <w:szCs w:val="32"/>
+          <w:lang w:val="vi-VN"/>
+        </w:rPr>
+      </w:pPr>
+      <w:r>
+        <w:rPr>
+          <w:noProof/>
+        </w:rPr>
+        <w:drawing>
+          <wp:inline distT="0" distB="0" distL="0" distR="0" wp14:anchorId="29AFA1DF" wp14:editId="6F647851">
+            <wp:extent cx="5943600" cy="3343275"/>
+            <wp:effectExtent l="0" t="0" r="0" b="9525"/>
+            <wp:docPr id="251458591" name="Picture 1"/>
+            <wp:cNvGraphicFramePr>
+              <a:graphicFrameLocks xmlns:a="http://schemas.openxmlformats.org/drawingml/2006/main" noChangeAspect="1"/>
+            </wp:cNvGraphicFramePr>
+            <a:graphic xmlns:a="http://schemas.openxmlformats.org/drawingml/2006/main">
+              <a:graphicData uri="http://schemas.openxmlformats.org/drawingml/2006/picture">
+                <pic:pic xmlns:pic="http://schemas.openxmlformats.org/drawingml/2006/picture">
+                  <pic:nvPicPr>
+                    <pic:cNvPr id="251458591" name=""/>
+                    <pic:cNvPicPr/>
+                  </pic:nvPicPr>
+                  <pic:blipFill>
+                    <a:blip r:embed="rId9"/>
+                    <a:stretch>
+                      <a:fillRect/>
+                    </a:stretch>
+                  </pic:blipFill>
+                  <pic:spPr>
+                    <a:xfrm>
+                      <a:off x="0" y="0"/>
+                      <a:ext cx="5943600" cy="3343275"/>
+                    </a:xfrm>
+                    <a:prstGeom prst="rect">
+                      <a:avLst/>
+                    </a:prstGeom>
+                  </pic:spPr>
+                </pic:pic>
+              </a:graphicData>
+            </a:graphic>
+          </wp:inline>
+        </w:drawing>
+      </w:r>
+      <w:r>
+        <w:rPr>
+          <w:sz w:val="28"/>
+          <w:szCs w:val="32"/>
+        </w:rPr>
+        <w:br/>
+        <w:t>- Server trả</w:t>
+      </w:r>
+      <w:r>
+        <w:rPr>
+          <w:sz w:val="28"/>
+          <w:szCs w:val="32"/>
+          <w:lang w:val="vi-VN"/>
+        </w:rPr>
+        <w:t xml:space="preserve"> về danh sách các file có trong thư mục kèm đường dẫn:</w:t>
+      </w:r>
+    </w:p>
+    <w:p>
+      <w:pPr>
+        <w:rPr>
+          <w:sz w:val="28"/>
+          <w:szCs w:val="32"/>
+          <w:lang w:val="vi-VN"/>
+        </w:rPr>
+      </w:pPr>
+      <w:r>
+        <w:rPr>
+          <w:sz w:val="28"/>
+          <w:szCs w:val="32"/>
+          <w:lang w:val="vi-VN"/>
+        </w:rPr>
+        <w:lastRenderedPageBreak/>
+        <w:drawing>
+          <wp:inline distT="0" distB="0" distL="0" distR="0" wp14:anchorId="59988CD6" wp14:editId="112E2622">
+            <wp:extent cx="5943600" cy="3221990"/>
+            <wp:effectExtent l="0" t="0" r="0" b="0"/>
+            <wp:docPr id="1749454728" name="Picture 1"/>
+            <wp:cNvGraphicFramePr>
+              <a:graphicFrameLocks xmlns:a="http://schemas.openxmlformats.org/drawingml/2006/main" noChangeAspect="1"/>
+            </wp:cNvGraphicFramePr>
+            <a:graphic xmlns:a="http://schemas.openxmlformats.org/drawingml/2006/main">
+              <a:graphicData uri="http://schemas.openxmlformats.org/drawingml/2006/picture">
+                <pic:pic xmlns:pic="http://schemas.openxmlformats.org/drawingml/2006/picture">
+                  <pic:nvPicPr>
+                    <pic:cNvPr id="1749454728" name=""/>
+                    <pic:cNvPicPr/>
+                  </pic:nvPicPr>
+                  <pic:blipFill>
+                    <a:blip r:embed="rId10"/>
+                    <a:stretch>
+                      <a:fillRect/>
+                    </a:stretch>
+                  </pic:blipFill>
+                  <pic:spPr>
+                    <a:xfrm>
+                      <a:off x="0" y="0"/>
+                      <a:ext cx="5943600" cy="3221990"/>
+                    </a:xfrm>
+                    <a:prstGeom prst="rect">
+                      <a:avLst/>
+                    </a:prstGeom>
+                  </pic:spPr>
+                </pic:pic>
+              </a:graphicData>
+            </a:graphic>
+          </wp:inline>
+        </w:drawing>
+      </w:r>
     </w:p>
     <w:sectPr>
       <w:pgSz w:w="12240" w:h="15840"/>
@@ -988,6 +1220,7 @@
   <w:style w:type="character" w:default="1" w:styleId="DefaultParagraphFont">
     <w:name w:val="Default Paragraph Font"/>
     <w:uiPriority w:val="1"/>
+    <w:semiHidden/>
     <w:unhideWhenUsed/>
   </w:style>
   <w:style w:type="table" w:default="1" w:styleId="TableNormal">
